--- a/중국어_대화문/4부_docx/4부_05화_호송_절차.docx
+++ b/중국어_대화문/4부_docx/4부_05화_호송_절차.docx
@@ -604,7 +604,7 @@
         <w:t>石满囤:</w:t>
       </w:r>
       <w:r>
-        <w:t xml:space="preserve"> 前年她头一回进这道门，我也守在这儿。那时候我七十六，腿比现在好。她妈那会儿拉着我的袖子，说石叔，你替我看着雪儿。我现在看着她，一天一天，往下走。</w:t>
+        <w:t xml:space="preserve"> 去年她头一回进这道门，我也守在这儿。那时候我七十六，腿比现在好。她妈那会儿拉着我的袖子，说石叔，你替我看着雪儿。我现在看着她，一天一天，往下走。</w:t>
       </w:r>
     </w:p>
     <w:p>
@@ -765,7 +765,7 @@
         <w:t>梅若兰:</w:t>
       </w:r>
       <w:r>
-        <w:t xml:space="preserve"> 沈副省长的秘书，姓程。第一回是前天，他说，话转到了。今天下午又来，他说，沈副省长今天在开常务会，开到很晚，开完以后，他会再提一次。</w:t>
+        <w:t xml:space="preserve"> 沈副省长的秘书，姓程。第一回是前天，他说，话转到了。今天下午又来，他说，沈副省长今天上午开了常务会，他会再提一次。</w:t>
       </w:r>
     </w:p>
     <w:p>
@@ -1250,7 +1250,7 @@
         <w:t>肖远:</w:t>
       </w:r>
       <w:r>
-        <w:t xml:space="preserve"> 你已经两天一夜没合眼了。</w:t>
+        <w:t xml:space="preserve"> 你已经一天一夜没合眼了。</w:t>
       </w:r>
     </w:p>
     <w:p>
